--- a/文档版/晨读背诵内容v0.5.docx
+++ b/文档版/晨读背诵内容v0.5.docx
@@ -253,7 +253,6 @@
           <w:sz w:val="24"/>
           <w:lang w:eastAsia="zh-CN"/>
         </w:rPr>
-        <w:t>Create</w:t>
       </w:r>
       <w:r>
         <w:rPr>
@@ -264,7 +263,6 @@
           <w:sz w:val="24"/>
           <w:lang w:eastAsia="zh-CN"/>
         </w:rPr>
-        <w:t xml:space="preserve"> </w:t>
       </w:r>
       <w:r>
         <w:rPr>
@@ -273,7 +271,6 @@
           <w:sz w:val="24"/>
           <w:lang w:eastAsia="zh-CN"/>
         </w:rPr>
-        <w:t xml:space="preserve">by </w:t>
       </w:r>
       <w:r>
         <w:rPr>
@@ -284,7 +281,6 @@
           <w:sz w:val="24"/>
           <w:lang w:eastAsia="zh-CN"/>
         </w:rPr>
-        <w:t>gugu</w:t>
       </w:r>
       <w:r>
         <w:rPr>
@@ -293,7 +289,6 @@
           <w:sz w:val="24"/>
           <w:lang w:eastAsia="zh-CN"/>
         </w:rPr>
-        <w:t xml:space="preserve"> with </w:t>
       </w:r>
       <w:r>
         <w:rPr>
@@ -302,7 +297,6 @@
           <w:sz w:val="24"/>
           <w:lang w:eastAsia="zh-CN"/>
         </w:rPr>
-        <w:t>AI</w:t>
       </w:r>
     </w:p>
     <w:p>
@@ -359,7 +353,7 @@
           <w:sz w:val="30"/>
           <w:lang w:eastAsia="zh-CN"/>
         </w:rPr>
-        <w:t xml:space="preserve">1. </w:t>
+        <w:t>1. 两数之和    【简单】</w:t>
       </w:r>
       <w:r>
         <w:rPr>
@@ -367,21 +361,18 @@
           <w:sz w:val="30"/>
           <w:lang w:eastAsia="zh-CN"/>
         </w:rPr>
-        <w:t>两数之和</w:t>
       </w:r>
       <w:r>
         <w:rPr>
           <w:color w:val="4CAF50"/>
           <w:lang w:eastAsia="zh-CN"/>
         </w:rPr>
-        <w:t xml:space="preserve">    </w:t>
       </w:r>
       <w:r>
         <w:rPr>
           <w:color w:val="4CAF50"/>
           <w:lang w:eastAsia="zh-CN"/>
         </w:rPr>
-        <w:t>【</w:t>
       </w:r>
       <w:r>
         <w:rPr>
@@ -389,14 +380,12 @@
           <w:color w:val="4CAF50"/>
           <w:lang w:eastAsia="zh-CN"/>
         </w:rPr>
-        <w:t>商</w:t>
       </w:r>
       <w:r>
         <w:rPr>
           <w:color w:val="4CAF50"/>
           <w:lang w:eastAsia="zh-CN"/>
         </w:rPr>
-        <w:t>单】</w:t>
       </w:r>
     </w:p>
     <w:p>
